--- a/gender/download/studien-archiv.docx
+++ b/gender/download/studien-archiv.docx
@@ -62,7 +62,421 @@
           <w:color w:val="666666"/>
           <w:sz w:val="18"/>
         </w:rPr>
-        <w:t>Stand: 23.10.2026  |  366 Studien  |  gender.m-vf.de</w:t>
+        <w:t>Stand: 24.10.2026  |  373 Studien  |  gender.m-vf.de</w:t>
+      </w:r>
+    </w:p>
+    <w:p>
+      <w:pPr>
+        <w:pStyle w:val="Heading1"/>
+      </w:pPr>
+      <w:r>
+        <w:t>Aufgenommen am 24.10.2026</w:t>
+      </w:r>
+    </w:p>
+    <w:p>
+      <w:pPr>
+        <w:pStyle w:val="Heading2"/>
+      </w:pPr>
+      <w:r>
+        <w:t>Brustkrebs in Brasilien: fortgeschrittene Stadien durch schwache Screening-Infrastruktur verkürzen Lebenserwartung um über 15 Jahre</w:t>
+      </w:r>
+    </w:p>
+    <w:p>
+      <w:r>
+        <w:rPr>
+          <w:i/>
+          <w:color w:val="666666"/>
+          <w:sz w:val="18"/>
+        </w:rPr>
+        <w:t>Almeida NR et al.  ·  BMC Cancer  ·  28.07.2026  ·  PMID 42919238</w:t>
+      </w:r>
+    </w:p>
+    <w:p>
+      <w:r>
+        <w:t>Retrospektive Kohorte von 1517 Frauen mit invasivem Brustkrebs (2012–2016) an einer brasilianischen Universitätsklinik, die symptomatische vs. durch Screening erkannte Fälle vergleicht und Lebensjahrverlust (YLL) und krankheitsfreie Jahre (YDFL) nach Stadium quantifiziert.</w:t>
+      </w:r>
+    </w:p>
+    <w:p>
+      <w:r>
+        <w:rPr>
+          <w:b/>
+        </w:rPr>
+        <w:t xml:space="preserve">Ergebnis: </w:t>
+      </w:r>
+      <w:r>
+        <w:t>69,5 % waren symptomatisch bei Diagnose mit Tumoren &gt; 2 cm (94,3 % palpabel). Symptomatische Frauen waren jünger und stellten sich mit fortgeschritteneren Stadien (p &lt; 0,001) vor, benötigten häufiger Mastektomie und neoadjuvante Chemotherapie. Lebensjahrverlust und krankheitsfreie Jahre stiegen progressiv mit Stadium: Stadium III führte zu über 15 Jahren YLL und YDFL im Vergleich zu Stadium I. Die Autoren betonen: Das Muster widerspiegelt Grenzen der opportunistischen (nicht organisierten) Screening-Implementierung in Brasilien, mit substanziellen Überlebensfolgen für Frauen.</w:t>
+      </w:r>
+    </w:p>
+    <w:p>
+      <w:r>
+        <w:rPr>
+          <w:b/>
+          <w:sz w:val="19"/>
+        </w:rPr>
+        <w:t xml:space="preserve">Übertragbarkeit: </w:t>
+      </w:r>
+      <w:r>
+        <w:rPr>
+          <w:sz w:val="19"/>
+        </w:rPr>
+        <w:t>Brasilien, begrenzte Vergleichbarkeit; zeigt aber strukturelles Problem (schwaches Screening) mit Geschlechtsspezifität (nur Frauengesundheit); relevant für Leitlinien-Update zur Screening-Organisation in Deutschland.</w:t>
+      </w:r>
+    </w:p>
+    <w:p>
+      <w:r>
+        <w:rPr>
+          <w:color w:val="5A7D3A"/>
+          <w:sz w:val="18"/>
+        </w:rPr>
+        <w:t>https://pubmed.ncbi.nlm.nih.gov/42919238/</w:t>
+      </w:r>
+    </w:p>
+    <w:p>
+      <w:pPr>
+        <w:pStyle w:val="Heading2"/>
+      </w:pPr>
+      <w:r>
+        <w:t>Allergische Rhinitis: Frauen berichten mehr psychosoziale Belastung und soziale Isolation</w:t>
+      </w:r>
+    </w:p>
+    <w:p>
+      <w:r>
+        <w:rPr>
+          <w:i/>
+          <w:color w:val="666666"/>
+          <w:sz w:val="18"/>
+        </w:rPr>
+        <w:t>Al-Balas HI et al.  ·  Immun Inflamm Dis  ·  Okt. 2026  ·  PMID 42910852</w:t>
+      </w:r>
+    </w:p>
+    <w:p>
+      <w:r>
+        <w:t>Querschnittumfrage an 1572 jordanischen Erwachsenen (683 mit Allergie-Rhinitis-Diagnose) zu Geschlechtsunterschieden in Symptomen und Lebensqualität.</w:t>
+      </w:r>
+    </w:p>
+    <w:p>
+      <w:r>
+        <w:rPr>
+          <w:b/>
+        </w:rPr>
+        <w:t xml:space="preserve">Ergebnis: </w:t>
+      </w:r>
+      <w:r>
+        <w:t>Allergie-Rhinitis-Prävalenz: Frauen 45,6 %, Männer 37,5 % (OR: 1,40; 95%-KI 1,11–1,76; p = 0,004). Frauen berichteten signifikant häufiger Kopfschmerzen (61,0 % vs. 43,9 %, p &lt; 0,001), Reizbarkeit/emotionale Belastung (65,4 % vs. 55,4 %, p = 0,023) und Isolation bei Symptomen (59,3 % vs. 47,8 %, aOR: 1,53; 95%-KI 1,05–2,23, p = 0,028). Nach Benjamini-Hochberg-Korrektur zeigen Kopfschmerz, Nasenjucken und Schnarchen statistisch signifikante Unterschiede; QOL-Items überstehen diese Korrektur nicht, gelten daher als explorativ.</w:t>
+      </w:r>
+    </w:p>
+    <w:p>
+      <w:r>
+        <w:rPr>
+          <w:b/>
+          <w:sz w:val="19"/>
+        </w:rPr>
+        <w:t xml:space="preserve">Übertragbarkeit: </w:t>
+      </w:r>
+      <w:r>
+        <w:rPr>
+          <w:sz w:val="19"/>
+        </w:rPr>
+        <w:t>Jordanien mit Grenzen zur Übertragung; zeigt aber psychosoziales Differenzierungsmuster, das in deutschsprachigen Leitlinien zu allergischer Rhinitis kaum adressiert wird.</w:t>
+      </w:r>
+    </w:p>
+    <w:p>
+      <w:r>
+        <w:rPr>
+          <w:color w:val="5A7D3A"/>
+          <w:sz w:val="18"/>
+        </w:rPr>
+        <w:t>https://pubmed.ncbi.nlm.nih.gov/42910852/</w:t>
+      </w:r>
+    </w:p>
+    <w:p>
+      <w:pPr>
+        <w:pStyle w:val="Heading2"/>
+      </w:pPr>
+      <w:r>
+        <w:t>Depression nach Herzkatheter: Geschlechtsunterschiede in Symptomen, Mechanismen und Behandlung</w:t>
+      </w:r>
+    </w:p>
+    <w:p>
+      <w:r>
+        <w:rPr>
+          <w:i/>
+          <w:color w:val="666666"/>
+          <w:sz w:val="18"/>
+        </w:rPr>
+        <w:t>Wang J et al.  ·  Front Public Health  ·  07.10.2026  ·  PMID 42909337</w:t>
+      </w:r>
+    </w:p>
+    <w:p>
+      <w:r>
+        <w:t>Narrative Übersicht zu Geschlechtsunterschieden in depressiven Symptomen nach perkutaner Koronarintervention (PCI), mit Analyse biologischer und psychosozialer Mechanismen sowie Empfehlungen für geschlechtergerechte Screening- und Rehabilitationspfade.</w:t>
+      </w:r>
+    </w:p>
+    <w:p>
+      <w:r>
+        <w:rPr>
+          <w:b/>
+        </w:rPr>
+        <w:t xml:space="preserve">Ergebnis: </w:t>
+      </w:r>
+      <w:r>
+        <w:t>Frauen berichten nach PCI höhere frühe Symptomscores, mehr Angstkomorbidität und geringeren Zugang zu leitliniengerechter Versorgung; Männer zeigen seltener affektive Symptome, präsentieren sich stattdessen durch Verhaltensdesinvestment, Rauchen oder verzögertes Hilfesuchenaufsuchen. Die Autoren betonen: Diese Muster sind keine fixen Geschlechtstraits, sondern Ergebnis von Wechselwirkungen zwischen biologischem Geschlecht, sozialen Geschlechtsnormen, Komorbiditäten, Alter, sozioökonomischer Position und Versorgungszugang.</w:t>
+      </w:r>
+    </w:p>
+    <w:p>
+      <w:r>
+        <w:rPr>
+          <w:b/>
+          <w:sz w:val="19"/>
+        </w:rPr>
+        <w:t xml:space="preserve">Übertragbarkeit: </w:t>
+      </w:r>
+      <w:r>
+        <w:rPr>
+          <w:sz w:val="19"/>
+        </w:rPr>
+        <w:t>Vergleichbare Gesundheitssysteme (Schweiz, Österreich); geschlechtsspezifische Datenerfassung in Kardiologie wächst, aber Geschlechternorm in Depressionserkennung bleibt Barriere.</w:t>
+      </w:r>
+    </w:p>
+    <w:p>
+      <w:r>
+        <w:rPr>
+          <w:color w:val="5A7D3A"/>
+          <w:sz w:val="18"/>
+        </w:rPr>
+        <w:t>https://pubmed.ncbi.nlm.nih.gov/42909337/</w:t>
+      </w:r>
+    </w:p>
+    <w:p>
+      <w:pPr>
+        <w:pStyle w:val="Heading2"/>
+      </w:pPr>
+      <w:r>
+        <w:t>Familie und Coming-out: neues Messinstrument für hispanische LGBQ+-Jugendliche</w:t>
+      </w:r>
+    </w:p>
+    <w:p>
+      <w:r>
+        <w:rPr>
+          <w:i/>
+          <w:color w:val="666666"/>
+          <w:sz w:val="18"/>
+        </w:rPr>
+        <w:t>Lozano A et al.  ·  Front Public Health  ·  07.10.2026  ·  PMID 42908743</w:t>
+      </w:r>
+    </w:p>
+    <w:p>
+      <w:r>
+        <w:t>Iterativ entwickeltes, partizipatives Messinstrument (mit Fokusgruppen, Expert*innen-Delphi, kognitiven Interviews) zu familiärer Funktionalität und Unterstützung bei hispanischen lesbischen, schwulen und bisexuellen Jugendlichen.</w:t>
+      </w:r>
+    </w:p>
+    <w:p>
+      <w:r>
+        <w:rPr>
+          <w:b/>
+        </w:rPr>
+        <w:t xml:space="preserve">Ergebnis: </w:t>
+      </w:r>
+      <w:r>
+        <w:t>Fokusgruppen identifizierten fünf Domänen: (1) Kommunikation über sexuelle Orientierung/Identität, (2) emotionale Sicherheit und selektive Offenbarung, (3) elterliche Fehlabstimmung und invalidierende Kommunikation, (4) kulturelle Erwartungen und Identitätsausdruck, (5) elterliche Präsenz und Monitoring. Delphi-Prozess verfeinerte ein initialpools von 32 auf 23 Items; kognitive Interviews bestätigten hohe Face-Validität. Die Skala adressiert spezifische Stressoren, die Standardfamilien-Funktionalitäts-Instrumente nicht erfassen: intersektionale Vulnerabilität (Ethnizität + sexuelle Minorität), Spannungen zwischen kulturellen Normen und Identitätsausdruck, bedingte Familienakzeptanz.</w:t>
+      </w:r>
+    </w:p>
+    <w:p>
+      <w:r>
+        <w:rPr>
+          <w:b/>
+          <w:sz w:val="19"/>
+        </w:rPr>
+        <w:t xml:space="preserve">Übertragbarkeit: </w:t>
+      </w:r>
+      <w:r>
+        <w:rPr>
+          <w:sz w:val="19"/>
+        </w:rPr>
+        <w:t>USA mit Hispanics; Struktur der Familienunterstützung bei LGBQ+-Jugendlichen in Deutschland kaum untersucht, instrumentelles Design aber übertragbar für deutschsprachige Adaptation.</w:t>
+      </w:r>
+    </w:p>
+    <w:p>
+      <w:r>
+        <w:rPr>
+          <w:color w:val="5A7D3A"/>
+          <w:sz w:val="18"/>
+        </w:rPr>
+        <w:t>https://pubmed.ncbi.nlm.nih.gov/42908743/</w:t>
+      </w:r>
+    </w:p>
+    <w:p>
+      <w:pPr>
+        <w:pStyle w:val="Heading2"/>
+      </w:pPr>
+      <w:r>
+        <w:t>Geschlechtsrollenstress und Diabetesselbstmanagement: unterschiedliche Wege bei Frauen und Männern</w:t>
+      </w:r>
+    </w:p>
+    <w:p>
+      <w:r>
+        <w:rPr>
+          <w:i/>
+          <w:color w:val="666666"/>
+          <w:sz w:val="18"/>
+        </w:rPr>
+        <w:t>Çakmak B et al.  ·  Prim Health Care Res Dev  ·  22.10.2026  ·  PMID 42908176</w:t>
+      </w:r>
+    </w:p>
+    <w:p>
+      <w:r>
+        <w:t>Querschnittstudie an 500 Diabetespatienten (250 Frauen, 250 Männer) zur Assoziation von Geschlechtsrollenstress, Risikokognition und Selbstmanagement-Selbstwirksamkeit.</w:t>
+      </w:r>
+    </w:p>
+    <w:p>
+      <w:r>
+        <w:rPr>
+          <w:b/>
+        </w:rPr>
+        <w:t xml:space="preserve">Ergebnis: </w:t>
+      </w:r>
+      <w:r>
+        <w:t>Bei beiden Geschlechtern nahm mit steigendem Geschlechtsrollenstress die Selbstmanagement-Selbstwirksamkeit ab und die Risikoperception zu (p &lt; 0,001). In logistischen Regressionsmodellen zeigte sich aber Geschlechtsspezifität: Bei Frauen sank mit steigender Risikokenntnis die Selbstwirksamkeit um 0,595-fach (OR: 0,595); bei Männern sank mit steigender Composite-Risikoperception die Selbstwirksamkeit um den Faktor 16,933 (OR: 16,933, p &lt; 0,001). Diese Assoziationen unterscheiden sich systematisch nach Geschlecht.</w:t>
+      </w:r>
+    </w:p>
+    <w:p>
+      <w:r>
+        <w:rPr>
+          <w:b/>
+          <w:sz w:val="19"/>
+        </w:rPr>
+        <w:t xml:space="preserve">Übertragbarkeit: </w:t>
+      </w:r>
+      <w:r>
+        <w:rPr>
+          <w:sz w:val="19"/>
+        </w:rPr>
+        <w:t>Türkei, ähnliche Gesundheitssozialisierung; Geschlechtsrollenstress als Versorgungsbefund in DACH-Ländern untererforscht, könnte in Schulung von Diabetesfachkräften Relevanz haben.</w:t>
+      </w:r>
+    </w:p>
+    <w:p>
+      <w:r>
+        <w:rPr>
+          <w:color w:val="5A7D3A"/>
+          <w:sz w:val="18"/>
+        </w:rPr>
+        <w:t>https://pubmed.ncbi.nlm.nih.gov/42908176/</w:t>
+      </w:r>
+    </w:p>
+    <w:p>
+      <w:pPr>
+        <w:pStyle w:val="Heading2"/>
+      </w:pPr>
+      <w:r>
+        <w:t>LGBTQ+-Studierende: Diskriminierung im Campus und Versorgung erhöht Suizidgedanken um das 3- bis 4-Fache</w:t>
+      </w:r>
+    </w:p>
+    <w:p>
+      <w:r>
+        <w:rPr>
+          <w:i/>
+          <w:color w:val="666666"/>
+          <w:sz w:val="18"/>
+        </w:rPr>
+        <w:t>Lipson SK et al.  ·  Behav Med  ·  21.10.2026  ·  PMID 42904421</w:t>
+      </w:r>
+    </w:p>
+    <w:p>
+      <w:r>
+        <w:t>Sekundäranalyse der Healthy Minds Study 2024–2025 an 17.942 LGBTQ+-Studierenden, mit Messung von Interpersonal-Diskriminierung, Verweigerung von Gesundheitsleistungen und psychischen sowie Versorgungsergebnissen.</w:t>
+      </w:r>
+    </w:p>
+    <w:p>
+      <w:r>
+        <w:rPr>
+          <w:b/>
+        </w:rPr>
+        <w:t xml:space="preserve">Ergebnis: </w:t>
+      </w:r>
+      <w:r>
+        <w:t>Interpersonal-Diskriminierung auf dem Campus war assoziiert mit höheren Chancen für Depression (aOR &gt; 1,5), Angst (aOR &gt; 1,5) und Suizidgedanken (aOR &gt; 2,0, p &lt; 0,001). Verweigerung von Gesundheitsleistungen oder anderen Services aufgrund von sexueller Orientierung/Geschlechtsidentität war mit markiert höheren Chancen für Suizidgedanken (aOR &gt; 3,0) und Vermeidung von Gesundheitsversorgung assoziiert (p &lt; 0,001). Jeder Diskriminierungsbericht war assoziiert mit höheren Chancen für Counseling-Nutzung, was auf einen Zugangskanal zu at-risk-Studierenden hinweist. Die Autoren betonen: Diskriminierungserfahrungen (interpersonal und institutionell) bleiben kritische Hebel für die Reduktion dieser Disparitäten.</w:t>
+      </w:r>
+    </w:p>
+    <w:p>
+      <w:r>
+        <w:rPr>
+          <w:b/>
+          <w:sz w:val="19"/>
+        </w:rPr>
+        <w:t xml:space="preserve">Übertragbarkeit: </w:t>
+      </w:r>
+      <w:r>
+        <w:rPr>
+          <w:sz w:val="19"/>
+        </w:rPr>
+        <w:t>USA-Hochschulen mit Besonderheiten (Title IX, unterschiedliche Strafverfolgung); Pattern der institutionellen Barriere (Verweigerung von Leistungen) ist für deutschsprachige Hochschulen nicht dokumentiert, aber Versorgungsmeidung durch Stigma ist relevant.</w:t>
+      </w:r>
+    </w:p>
+    <w:p>
+      <w:r>
+        <w:rPr>
+          <w:color w:val="5A7D3A"/>
+          <w:sz w:val="18"/>
+        </w:rPr>
+        <w:t>https://pubmed.ncbi.nlm.nih.gov/42904421/</w:t>
+      </w:r>
+    </w:p>
+    <w:p>
+      <w:pPr>
+        <w:pStyle w:val="Heading2"/>
+      </w:pPr>
+      <w:r>
+        <w:t>Bioimpedanzanalyse bei Kindern: Geschlechtsspezifische Werte und Probleme bei Adipositas</w:t>
+      </w:r>
+    </w:p>
+    <w:p>
+      <w:r>
+        <w:rPr>
+          <w:i/>
+          <w:color w:val="666666"/>
+          <w:sz w:val="18"/>
+        </w:rPr>
+        <w:t>Böker K et al.  ·  Eur J Clin Nutr  ·  01.08.2026  ·  PMID 42542449</w:t>
+      </w:r>
+    </w:p>
+    <w:p>
+      <w:r>
+        <w:t>Entwicklung von Referenzkurven für Bioimpedanz-Parameter (Widerstand, Reaktanz) an 1547 Kindern und Jugendlichen (5–21 Jahre) in Querschnitten und Analyse der Zuverlässigkeit bei unterschiedlichen Gewichtsstatus.</w:t>
+      </w:r>
+    </w:p>
+    <w:p>
+      <w:r>
+        <w:rPr>
+          <w:b/>
+        </w:rPr>
+        <w:t xml:space="preserve">Ergebnis: </w:t>
+      </w:r>
+      <w:r>
+        <w:t>Alter- und geschlechtsspezifische Perzentil-Kurven für normalisierte Widerstands- (Rz/H) und Reaktanz-Werte (Xc/H) zeigten ähnliche Progressionen über Körpersegmente, mit ausgezeichneten Interklassen-Korrelationen (&gt; 0,9) für alle Segmente. Beide Parameter waren stark mit BMI-Standard-Deviation-Score assoziiert, mit niedrigeren Werten bei Adipositas. Kritisch: Übereinstimmung zwischen Fettmasse-Schätzverfahren war bei Normalgewicht gut, bei Adipositas jedoch substanziell verschieden. Die Autoren folgern, dass aktuelle BIA-Algorithmen bei Kindern und Jugendlichen mit Adipositas unreliabel sein können.</w:t>
+      </w:r>
+    </w:p>
+    <w:p>
+      <w:r>
+        <w:rPr>
+          <w:b/>
+          <w:sz w:val="19"/>
+        </w:rPr>
+        <w:t xml:space="preserve">Übertragbarkeit: </w:t>
+      </w:r>
+      <w:r>
+        <w:rPr>
+          <w:sz w:val="19"/>
+        </w:rPr>
+        <w:t>Deutschland hat vergleichbare Kindergesundheitssurveys (KIGGS); Geschlechtsspezifische Normwerte für Deutschland fehlen, aber Adipositas-Problem ist identisch; BIA-Fehler bei übergewichtigen Kindern relevant für Praxis.</w:t>
+      </w:r>
+    </w:p>
+    <w:p>
+      <w:r>
+        <w:rPr>
+          <w:color w:val="5A7D3A"/>
+          <w:sz w:val="18"/>
+        </w:rPr>
+        <w:t>https://pubmed.ncbi.nlm.nih.gov/42542449/</w:t>
       </w:r>
     </w:p>
     <w:p>
